--- a/docs/Documento Entregable 1 - SM-Xplore.docx
+++ b/docs/Documento Entregable 1 - SM-Xplore.docx
@@ -365,7 +365,7 @@
         <w:pStyle w:val="Listaconvietas"/>
       </w:pPr>
       <w:r>
-        <w:t>Spring Boot para el backend: inversión de control, seguridad (Spring Security), acceso a datos (JPA/Spring Data) e integración con PSE, OpenStreetMap y OpenMeteo.</w:t>
+        <w:t>Spring Boot para el backend: inversión de control, seguridad (Spring Security), acceso a datos (Spring WebFlux + Spring R2DBC sobre PostgreSQL) e integración con PSE, OpenStreetMap y OpenMeteo.</w:t>
       </w:r>
     </w:p>
     <w:p>
